--- a/praesentation/werlte_master/businessplan/Businessplan_A.docx
+++ b/praesentation/werlte_master/businessplan/Businessplan_A.docx
@@ -2390,7 +2390,7 @@
         <w:rPr>
           <w:b w:val="0"/>
         </w:rPr>
-        <w:t>Ergebnis pro Monat nach Kapitaldienst (Plan) und Stresstests: siehe Präsentation, Folie 23. Ohne Gastro fällt das Ergebnis auf −8.700 € pro Monat.</w:t>
+        <w:t>Ergebnis pro Monat nach Kapitaldienst (Plan) und Stresstests: siehe Präsentation, Folie 'Prognose und Belastungstest'. Ohne Gastro fällt das Ergebnis auf −8.700 € pro Monat.</w:t>
       </w:r>
     </w:p>
     <w:p>
